--- a/Epreuve - E6/Projet_NetCorp_BTS_Adrien_D/E6_PAGE_DE_GARDE_ADRIEN_D_BTS_SIO_2026.docx
+++ b/Epreuve - E6/Projet_NetCorp_BTS_Adrien_D/E6_PAGE_DE_GARDE_ADRIEN_D_BTS_SIO_2026.docx
@@ -284,7 +284,55 @@
           <w:sz w:val="24"/>
           <w:szCs w:val="24"/>
         </w:rPr>
-        <w:t xml:space="preserve"> : |__|__|__|__|__|__|__|__|__|__|__|__|</w:t>
+        <w:t xml:space="preserve"> : |</w:t>
+      </w:r>
+      <w:r>
+        <w:rPr>
+          <w:rFonts w:ascii="Courier New" w:eastAsia="Courier New" w:hAnsi="Courier New" w:cs="Courier New"/>
+          <w:sz w:val="24"/>
+          <w:szCs w:val="24"/>
+        </w:rPr>
+        <w:t>0</w:t>
+      </w:r>
+      <w:r>
+        <w:rPr>
+          <w:rFonts w:ascii="Courier New" w:eastAsia="Courier New" w:hAnsi="Courier New" w:cs="Courier New"/>
+          <w:sz w:val="24"/>
+          <w:szCs w:val="24"/>
+        </w:rPr>
+        <w:t>|</w:t>
+      </w:r>
+      <w:r>
+        <w:rPr>
+          <w:rFonts w:ascii="Courier New" w:eastAsia="Courier New" w:hAnsi="Courier New" w:cs="Courier New"/>
+          <w:sz w:val="24"/>
+          <w:szCs w:val="24"/>
+        </w:rPr>
+        <w:t>0</w:t>
+      </w:r>
+      <w:r>
+        <w:rPr>
+          <w:rFonts w:ascii="Courier New" w:eastAsia="Courier New" w:hAnsi="Courier New" w:cs="Courier New"/>
+          <w:sz w:val="24"/>
+          <w:szCs w:val="24"/>
+        </w:rPr>
+        <w:t>|</w:t>
+      </w:r>
+      <w:r>
+        <w:rPr>
+          <w:rFonts w:ascii="Courier New" w:eastAsia="Courier New" w:hAnsi="Courier New" w:cs="Courier New"/>
+          <w:sz w:val="24"/>
+          <w:szCs w:val="24"/>
+        </w:rPr>
+        <w:t>1</w:t>
+      </w:r>
+      <w:r>
+        <w:rPr>
+          <w:rFonts w:ascii="Courier New" w:eastAsia="Courier New" w:hAnsi="Courier New" w:cs="Courier New"/>
+          <w:sz w:val="24"/>
+          <w:szCs w:val="24"/>
+        </w:rPr>
+        <w:t>|</w:t>
       </w:r>
     </w:p>
     <w:p>

--- a/Epreuve - E6/Projet_NetCorp_BTS_Adrien_D/E6_PAGE_DE_GARDE_ADRIEN_D_BTS_SIO_2026.docx
+++ b/Epreuve - E6/Projet_NetCorp_BTS_Adrien_D/E6_PAGE_DE_GARDE_ADRIEN_D_BTS_SIO_2026.docx
@@ -284,7 +284,7 @@
           <w:sz w:val="24"/>
           <w:szCs w:val="24"/>
         </w:rPr>
-        <w:t xml:space="preserve"> : |</w:t>
+        <w:t xml:space="preserve"> :|</w:t>
       </w:r>
       <w:r>
         <w:rPr>
@@ -393,7 +393,21 @@
           <w:sz w:val="24"/>
           <w:szCs w:val="24"/>
         </w:rPr>
-        <w:t>ADIREN</w:t>
+        <w:t>ADR</w:t>
+      </w:r>
+      <w:r>
+        <w:rPr>
+          <w:sz w:val="24"/>
+          <w:szCs w:val="24"/>
+        </w:rPr>
+        <w:t>I</w:t>
+      </w:r>
+      <w:r>
+        <w:rPr>
+          <w:sz w:val="24"/>
+          <w:szCs w:val="24"/>
+        </w:rPr>
+        <w:t>EN</w:t>
       </w:r>
     </w:p>
     <w:p>
